--- a/docs/word/Chorus - UI Flow Specification.docx
+++ b/docs/word/Chorus - UI Flow Specification.docx
@@ -842,7 +842,7 @@
               <a:graphicData uri="http://schemas.openxmlformats.org/drawingml/2006/picture">
                 <pic:pic>
                   <pic:nvPicPr>
-                    <pic:cNvPr descr="C:/Users/Priya/AppData/Local/Temp/claude/C--Users-Priya-Downloads-Ai-Downloads/2b5d84e1-8c1d-445a-a5df-ff63a88778b7/scratchpad/diagrams/ui-flow-fig01.png" id="12" name="Picture"/>
+                    <pic:cNvPr descr="ui-flow-fig01.png" id="12" name="Picture"/>
                     <pic:cNvPicPr>
                       <a:picLocks noChangeArrowheads="1" noChangeAspect="1"/>
                     </pic:cNvPicPr>
@@ -1669,7 +1669,7 @@
               <a:graphicData uri="http://schemas.openxmlformats.org/drawingml/2006/picture">
                 <pic:pic>
                   <pic:nvPicPr>
-                    <pic:cNvPr descr="C:/Users/Priya/AppData/Local/Temp/claude/C--Users-Priya-Downloads-Ai-Downloads/2b5d84e1-8c1d-445a-a5df-ff63a88778b7/scratchpad/diagrams/ui-flow-fig02.png" id="18" name="Picture"/>
+                    <pic:cNvPr descr="ui-flow-fig02.png" id="18" name="Picture"/>
                     <pic:cNvPicPr>
                       <a:picLocks noChangeArrowheads="1" noChangeAspect="1"/>
                     </pic:cNvPicPr>
@@ -2185,7 +2185,7 @@
               <a:graphicData uri="http://schemas.openxmlformats.org/drawingml/2006/picture">
                 <pic:pic>
                   <pic:nvPicPr>
-                    <pic:cNvPr descr="C:/Users/Priya/AppData/Local/Temp/claude/C--Users-Priya-Downloads-Ai-Downloads/2b5d84e1-8c1d-445a-a5df-ff63a88778b7/scratchpad/diagrams/ui-flow-fig03.png" id="24" name="Picture"/>
+                    <pic:cNvPr descr="ui-flow-fig03.png" id="24" name="Picture"/>
                     <pic:cNvPicPr>
                       <a:picLocks noChangeArrowheads="1" noChangeAspect="1"/>
                     </pic:cNvPicPr>
@@ -3426,7 +3426,7 @@
               <a:graphicData uri="http://schemas.openxmlformats.org/drawingml/2006/picture">
                 <pic:pic>
                   <pic:nvPicPr>
-                    <pic:cNvPr descr="C:/Users/Priya/AppData/Local/Temp/claude/C--Users-Priya-Downloads-Ai-Downloads/2b5d84e1-8c1d-445a-a5df-ff63a88778b7/scratchpad/diagrams/ui-flow-fig04.png" id="33" name="Picture"/>
+                    <pic:cNvPr descr="ui-flow-fig04.png" id="33" name="Picture"/>
                     <pic:cNvPicPr>
                       <a:picLocks noChangeArrowheads="1" noChangeAspect="1"/>
                     </pic:cNvPicPr>
